--- a/docs/Manual_Usuario_SIGIP_Texto.docx
+++ b/docs/Manual_Usuario_SIGIP_Texto.docx
@@ -196,7 +196,7 @@
                 <w:sz w:val="18"/>
                 <w:szCs w:val="18"/>
               </w:rPr>
-              <w:t xml:space="preserve">1.0</w:t>
+              <w:t xml:space="preserve">1.1</w:t>
             </w:r>
           </w:p>
         </w:tc>
@@ -245,7 +245,7 @@
                 <w:sz w:val="18"/>
                 <w:szCs w:val="18"/>
               </w:rPr>
-              <w:t xml:space="preserve">22 de septiembre de 2026</w:t>
+              <w:t xml:space="preserve">28 de septiembre de 2026</w:t>
             </w:r>
           </w:p>
         </w:tc>
@@ -496,6 +496,124 @@
           <w:szCs w:val="20"/>
         </w:rPr>
         <w:t xml:space="preserve">Reportes</w:t>
+      </w:r>
+    </w:p>
+    <w:p>
+      <w:pPr>
+        <w:pStyle w:val="Heading2"/>
+        <w:keepNext/>
+        <w:spacing w:before="180" w:after="100"/>
+      </w:pPr>
+      <w:r>
+        <w:t xml:space="preserve">8.5 Reporte de saldos vacacionales</w:t>
+      </w:r>
+    </w:p>
+    <w:p>
+      <w:pPr>
+        <w:spacing w:after="105" w:line="276"/>
+        <w:jc w:val="both"/>
+      </w:pPr>
+      <w:r>
+        <w:t xml:space="preserve">Este reporte muestra el saldo vigente al momento de generarse para los empleados activos de las oficinas autorizadas, incluso si todavía no tienen incidencias. No reconstruye el saldo que existía en una fecha pasada.</w:t>
+      </w:r>
+    </w:p>
+    <w:p>
+      <w:pPr>
+        <w:spacing w:after="105" w:line="276"/>
+        <w:jc w:val="both"/>
+      </w:pPr>
+      <w:r>
+        <w:t xml:space="preserve">1. En Reportes, seleccione Saldos vacacionales.</w:t>
+      </w:r>
+    </w:p>
+    <w:p>
+      <w:pPr>
+        <w:spacing w:after="105" w:line="276"/>
+        <w:jc w:val="both"/>
+      </w:pPr>
+      <w:r>
+        <w:t xml:space="preserve">2. Elija el Año de cargo. El consumo puede imputarse a un año distinto de aquel en que se disfrutaron los días.</w:t>
+      </w:r>
+    </w:p>
+    <w:p>
+      <w:pPr>
+        <w:spacing w:after="105" w:line="276"/>
+        <w:jc w:val="both"/>
+      </w:pPr>
+      <w:r>
+        <w:t xml:space="preserve">3. Elija Ambos periodos, Primer periodo o Segundo periodo. El primero va del 1 de abril al 30 de septiembre; el segundo, del 1 de octubre al 31 de marzo del año siguiente.</w:t>
+      </w:r>
+    </w:p>
+    <w:p>
+      <w:pPr>
+        <w:spacing w:after="105" w:line="276"/>
+        <w:jc w:val="both"/>
+      </w:pPr>
+      <w:r>
+        <w:t xml:space="preserve">4. Si tiene acceso a todas las oficinas, seleccione una Oficina o deje Todas las oficinas. En otros perfiles el reporte queda limitado a la oficina propia y el selector no aparece.</w:t>
+      </w:r>
+    </w:p>
+    <w:p>
+      <w:pPr>
+        <w:spacing w:after="105" w:line="276"/>
+        <w:jc w:val="both"/>
+      </w:pPr>
+      <w:r>
+        <w:t xml:space="preserve">5. Seleccione Vista previa y revise los indicadores y la tabla. Al cambiar los filtros, vuelva a seleccionar Vista previa.</w:t>
+      </w:r>
+    </w:p>
+    <w:p>
+      <w:pPr>
+        <w:spacing w:after="105" w:line="276"/>
+        <w:jc w:val="both"/>
+      </w:pPr>
+      <w:r>
+        <w:t xml:space="preserve">6. Si su cuenta tiene permiso para exportar, seleccione Generar PDF para descargar los resultados filtrados.</w:t>
+      </w:r>
+    </w:p>
+    <w:p>
+      <w:pPr>
+        <w:spacing w:after="105" w:line="276"/>
+        <w:jc w:val="both"/>
+      </w:pPr>
+      <w:r>
+        <w:t xml:space="preserve">La vista previa muestra el número de empleados activos y los saldos restantes por periodo. Cada empleado ocupa una sola fila con número, nombre, oficina y un resumen por periodo: por ejemplo 8 / 10 días y 2 usados · Disponible. El PDF institucional también presenta una fila por empleado.</w:t>
+      </w:r>
+    </w:p>
+    <w:p>
+      <w:pPr>
+        <w:spacing w:after="105" w:line="276"/>
+        <w:jc w:val="both"/>
+      </w:pPr>
+      <w:r>
+        <w:t xml:space="preserve">Los días usados incluyen incidencias activas y ajustes del control vacacional; los ajustes no aparecen desglosados en el reporte. Las incidencias canceladas no consumen días. Cada periodo concede hasta 10 días, sin acumulación, sujetos a seis meses de antigüedad.</w:t>
+      </w:r>
+    </w:p>
+    <w:p>
+      <w:pPr>
+        <w:spacing w:after="105" w:line="276"/>
+        <w:jc w:val="both"/>
+      </w:pPr>
+      <w:r>
+        <w:t xml:space="preserve">Los estados son Disponible (periodo vigente), Próximo, No elegible y Vencido. Un saldo de 10 / 10 días con No elegible no implica derecho a utilizarlos hoy. Los periodos vencidos se muestran como referencia histórica y no se incluyen en los indicadores de saldo restante.</w:t>
+      </w:r>
+    </w:p>
+    <w:p>
+      <w:pPr>
+        <w:spacing w:after="105" w:line="276"/>
+        <w:jc w:val="both"/>
+      </w:pPr>
+      <w:r>
+        <w:t xml:space="preserve">Los indicadores pueden incluir saldos de periodos próximos o aún no elegibles: consulte siempre el estado antes de considerarlos días utilizables. Para ver movimientos y motivos de ajuste abra el Control vacacional en el expediente del empleado.</w:t>
+      </w:r>
+    </w:p>
+    <w:p>
+      <w:pPr>
+        <w:spacing w:after="105" w:line="276"/>
+        <w:jc w:val="both"/>
+      </w:pPr>
+      <w:r>
+        <w:t xml:space="preserve">Ejemplo: vacaciones imputadas al segundo periodo de 2025 y disfrutadas en 2026 aparecen al consultar Año de cargo 2025 y Segundo periodo.</w:t>
       </w:r>
     </w:p>
     <w:p>
@@ -8199,6 +8317,15 @@
     </w:p>
     <w:p>
       <w:pPr>
+        <w:spacing w:after="105" w:line="276"/>
+        <w:jc w:val="both"/>
+      </w:pPr>
+      <w:r>
+        <w:t xml:space="preserve">Al registrar vacaciones ordinarias seleccione explícitamente el periodo y el año de cargo. El consumo se descuenta del año elegido aunque las fechas disfrutadas correspondan a otro año; se permiten fechas históricas para cargas retroactivas.</w:t>
+      </w:r>
+    </w:p>
+    <w:p>
+      <w:pPr>
         <w:pStyle w:val="Heading2"/>
         <w:keepNext/>
         <w:spacing w:before="180" w:after="100"/>
@@ -9859,19 +9986,21 @@
     </w:p>
     <w:p>
       <w:pPr>
+        <w:spacing w:after="105" w:line="276"/>
+        <w:jc w:val="both"/>
+      </w:pPr>
+      <w:r>
+        <w:t xml:space="preserve">La pantalla Reportes ofrece dos opciones: Incidencias y Saldos vacacionales. Seleccione el tipo antes de configurar los filtros; cada reporte tiene opciones independientes.</w:t>
+      </w:r>
+    </w:p>
+    <w:p>
+      <w:pPr>
         <w:pStyle w:val="Heading2"/>
         <w:keepNext/>
         <w:spacing w:before="180" w:after="100"/>
       </w:pPr>
       <w:r>
-        <w:rPr>
-          <w:b/>
-          <w:bCs/>
-          <w:color w:val="252525"/>
-          <w:sz w:val="24"/>
-          <w:szCs w:val="24"/>
-        </w:rPr>
-        <w:t xml:space="preserve">8.1 Tipos de periodo</w:t>
+        <w:t xml:space="preserve">8.1 Reporte de incidencias: tipos de periodo</w:t>
       </w:r>
     </w:p>
     <w:p>
@@ -9993,14 +10122,7 @@
         <w:spacing w:before="180" w:after="100"/>
       </w:pPr>
       <w:r>
-        <w:rPr>
-          <w:b/>
-          <w:bCs/>
-          <w:color w:val="252525"/>
-          <w:sz w:val="24"/>
-          <w:szCs w:val="24"/>
-        </w:rPr>
-        <w:t xml:space="preserve">8.2 Generar una vista previa</w:t>
+        <w:t xml:space="preserve">8.2 Vista previa de incidencias</w:t>
       </w:r>
     </w:p>
     <w:p>
@@ -10362,14 +10484,7 @@
         <w:spacing w:before="180" w:after="100"/>
       </w:pPr>
       <w:r>
-        <w:rPr>
-          <w:b/>
-          <w:bCs/>
-          <w:color w:val="252525"/>
-          <w:sz w:val="24"/>
-          <w:szCs w:val="24"/>
-        </w:rPr>
-        <w:t xml:space="preserve">8.3 Descargar el PDF</w:t>
+        <w:t xml:space="preserve">8.3 Descargar el PDF de incidencias</w:t>
       </w:r>
     </w:p>
     <w:p>
@@ -10499,14 +10614,7 @@
         <w:spacing w:before="180" w:after="100"/>
       </w:pPr>
       <w:r>
-        <w:rPr>
-          <w:b/>
-          <w:bCs/>
-          <w:color w:val="252525"/>
-          <w:sz w:val="24"/>
-          <w:szCs w:val="24"/>
-        </w:rPr>
-        <w:t xml:space="preserve">8.4 Consideraciones</w:t>
+        <w:t xml:space="preserve">8.4 Consideraciones del reporte de incidencias</w:t>
       </w:r>
     </w:p>
     <w:p>
